--- a/doc/Group12_Meeting_Log.docx
+++ b/doc/Group12_Meeting_Log.docx
@@ -1,6 +1,6 @@
 
 <file path=word/document.xml><?xml version="1.0" encoding="utf-8"?>
-<w:document xmlns:wpc="http://schemas.microsoft.com/office/word/2010/wordprocessingCanvas" xmlns:cx="http://schemas.microsoft.com/office/drawing/2014/chartex" xmlns:cx1="http://schemas.microsoft.com/office/drawing/2015/9/8/chartex" xmlns:cx2="http://schemas.microsoft.com/office/drawing/2015/10/21/chartex" xmlns:cx3="http://schemas.microsoft.com/office/drawing/2016/5/9/chartex" xmlns:cx4="http://schemas.microsoft.com/office/drawing/2016/5/10/chartex" xmlns:cx5="http://schemas.microsoft.com/office/drawing/2016/5/11/chartex" xmlns:cx6="http://schemas.microsoft.com/office/drawing/2016/5/12/chartex" xmlns:cx7="http://schemas.microsoft.com/office/drawing/2016/5/13/chartex" xmlns:cx8="http://schemas.microsoft.com/office/drawing/2016/5/14/chartex" xmlns:mc="http://schemas.openxmlformats.org/markup-compatibility/2006" xmlns:aink="http://schemas.microsoft.com/office/drawing/2016/ink" xmlns:am3d="http://schemas.microsoft.com/office/drawing/2017/model3d" xmlns:o="urn:schemas-microsoft-com:office:office" xmlns:oel="http://schemas.microsoft.com/office/2019/extlst" xmlns:r="http://schemas.openxmlformats.org/officeDocument/2006/relationships" xmlns:m="http://schemas.openxmlformats.org/officeDocument/2006/math" xmlns:v="urn:schemas-microsoft-com:vml" xmlns:wp14="http://schemas.microsoft.com/office/word/2010/wordprocessingDrawing" xmlns:wp="http://schemas.openxmlformats.org/drawingml/2006/wordprocessingDrawing" xmlns:w10="urn:schemas-microsoft-com:office:word" xmlns:w="http://schemas.openxmlformats.org/wordprocessingml/2006/main" xmlns:w14="http://schemas.microsoft.com/office/word/2010/wordml" xmlns:w15="http://schemas.microsoft.com/office/word/2012/wordml" xmlns:w16cex="http://schemas.microsoft.com/office/word/2018/wordml/cex" xmlns:w16cid="http://schemas.microsoft.com/office/word/2016/wordml/cid" xmlns:w16="http://schemas.microsoft.com/office/word/2018/wordml" xmlns:w16sdtdh="http://schemas.microsoft.com/office/word/2020/wordml/sdtdatahash" xmlns:w16se="http://schemas.microsoft.com/office/word/2015/wordml/symex" xmlns:wpg="http://schemas.microsoft.com/office/word/2010/wordprocessingGroup" xmlns:wpi="http://schemas.microsoft.com/office/word/2010/wordprocessingInk" xmlns:wne="http://schemas.microsoft.com/office/word/2006/wordml" xmlns:wps="http://schemas.microsoft.com/office/word/2010/wordprocessingShape" mc:Ignorable="w14 w15 w16se w16cid w16 w16cex w16sdtdh wp14">
+<w:document xmlns:wpc="http://schemas.microsoft.com/office/word/2010/wordprocessingCanvas" xmlns:cx="http://schemas.microsoft.com/office/drawing/2014/chartex" xmlns:cx1="http://schemas.microsoft.com/office/drawing/2015/9/8/chartex" xmlns:cx2="http://schemas.microsoft.com/office/drawing/2015/10/21/chartex" xmlns:cx3="http://schemas.microsoft.com/office/drawing/2016/5/9/chartex" xmlns:cx4="http://schemas.microsoft.com/office/drawing/2016/5/10/chartex" xmlns:cx5="http://schemas.microsoft.com/office/drawing/2016/5/11/chartex" xmlns:cx6="http://schemas.microsoft.com/office/drawing/2016/5/12/chartex" xmlns:cx7="http://schemas.microsoft.com/office/drawing/2016/5/13/chartex" xmlns:cx8="http://schemas.microsoft.com/office/drawing/2016/5/14/chartex" xmlns:mc="http://schemas.openxmlformats.org/markup-compatibility/2006" xmlns:aink="http://schemas.microsoft.com/office/drawing/2016/ink" xmlns:am3d="http://schemas.microsoft.com/office/drawing/2017/model3d" xmlns:o="urn:schemas-microsoft-com:office:office" xmlns:oel="http://schemas.microsoft.com/office/2019/extlst" xmlns:r="http://schemas.openxmlformats.org/officeDocument/2006/relationships" xmlns:m="http://schemas.openxmlformats.org/officeDocument/2006/math" xmlns:v="urn:schemas-microsoft-com:vml" xmlns:wp14="http://schemas.microsoft.com/office/word/2010/wordprocessingDrawing" xmlns:wp="http://schemas.openxmlformats.org/drawingml/2006/wordprocessingDrawing" xmlns:w10="urn:schemas-microsoft-com:office:word" xmlns:w="http://schemas.openxmlformats.org/wordprocessingml/2006/main" xmlns:w14="http://schemas.microsoft.com/office/word/2010/wordml" xmlns:w15="http://schemas.microsoft.com/office/word/2012/wordml" xmlns:w16cex="http://schemas.microsoft.com/office/word/2018/wordml/cex" xmlns:w16cid="http://schemas.microsoft.com/office/word/2016/wordml/cid" xmlns:w16="http://schemas.microsoft.com/office/word/2018/wordml" xmlns:w16du="http://schemas.microsoft.com/office/word/2023/wordml/word16du" xmlns:w16sdtdh="http://schemas.microsoft.com/office/word/2020/wordml/sdtdatahash" xmlns:w16se="http://schemas.microsoft.com/office/word/2015/wordml/symex" xmlns:wpg="http://schemas.microsoft.com/office/word/2010/wordprocessingGroup" xmlns:wpi="http://schemas.microsoft.com/office/word/2010/wordprocessingInk" xmlns:wne="http://schemas.microsoft.com/office/word/2006/wordml" xmlns:wps="http://schemas.microsoft.com/office/word/2010/wordprocessingShape" mc:Ignorable="w14 w15 w16se w16cid w16 w16cex w16sdtdh w16du wp14">
   <w:body>
     <w:p>
       <w:pPr>
@@ -645,14 +645,12 @@
         </w:rPr>
         <w:t xml:space="preserve"> </w:t>
       </w:r>
-      <w:proofErr w:type="gramStart"/>
       <w:r>
         <w:rPr>
           <w:spacing w:val="-4"/>
         </w:rPr>
         <w:t>plan</w:t>
       </w:r>
-      <w:proofErr w:type="gramEnd"/>
     </w:p>
     <w:p>
       <w:pPr>
@@ -1271,14 +1269,12 @@
         </w:rPr>
         <w:t xml:space="preserve"> </w:t>
       </w:r>
-      <w:proofErr w:type="gramStart"/>
       <w:r>
         <w:rPr>
           <w:spacing w:val="-5"/>
         </w:rPr>
         <w:t>log</w:t>
       </w:r>
-      <w:proofErr w:type="gramEnd"/>
     </w:p>
     <w:p>
       <w:pPr>
@@ -1304,14 +1300,12 @@
       <w:r>
         <w:t xml:space="preserve">Create the GitHub repo with proper </w:t>
       </w:r>
-      <w:proofErr w:type="gramStart"/>
       <w:r>
         <w:rPr>
           <w:spacing w:val="-2"/>
         </w:rPr>
         <w:t>structure</w:t>
       </w:r>
-      <w:proofErr w:type="gramEnd"/>
     </w:p>
     <w:p>
       <w:pPr>
@@ -1337,82 +1331,101 @@
       <w:r>
         <w:t xml:space="preserve">Filling out project </w:t>
       </w:r>
-      <w:proofErr w:type="gramStart"/>
       <w:r>
         <w:rPr>
           <w:spacing w:val="-4"/>
         </w:rPr>
         <w:t>plan</w:t>
       </w:r>
-      <w:proofErr w:type="gramEnd"/>
-    </w:p>
-    <w:p>
-      <w:pPr>
-        <w:pStyle w:val="ListParagraph"/>
-        <w:numPr>
-          <w:ilvl w:val="0"/>
-          <w:numId w:val="1"/>
-        </w:numPr>
-        <w:tabs>
-          <w:tab w:val="left" w:pos="280"/>
-        </w:tabs>
-        <w:spacing w:line="276" w:lineRule="auto"/>
-        <w:rPr>
-          <w:b/>
-        </w:rPr>
-      </w:pPr>
-      <w:r>
-        <w:rPr>
-          <w:b/>
-          <w:spacing w:val="-2"/>
-        </w:rPr>
-        <w:t>Isaiah:</w:t>
-      </w:r>
-    </w:p>
-    <w:p>
-      <w:pPr>
-        <w:pStyle w:val="ListParagraph"/>
-        <w:numPr>
-          <w:ilvl w:val="0"/>
-          <w:numId w:val="1"/>
-        </w:numPr>
-        <w:tabs>
-          <w:tab w:val="left" w:pos="280"/>
-        </w:tabs>
-        <w:spacing w:line="276" w:lineRule="auto"/>
-        <w:rPr>
-          <w:b/>
-        </w:rPr>
-      </w:pPr>
-      <w:r>
-        <w:rPr>
-          <w:b/>
-          <w:spacing w:val="-2"/>
-        </w:rPr>
-        <w:t>Chase:</w:t>
-      </w:r>
-    </w:p>
-    <w:p>
-      <w:pPr>
-        <w:pStyle w:val="ListParagraph"/>
-        <w:numPr>
-          <w:ilvl w:val="0"/>
-          <w:numId w:val="1"/>
-        </w:numPr>
-        <w:tabs>
-          <w:tab w:val="left" w:pos="280"/>
-        </w:tabs>
-        <w:spacing w:line="276" w:lineRule="auto"/>
-        <w:rPr>
-          <w:b/>
-        </w:rPr>
-      </w:pPr>
-      <w:r>
-        <w:rPr>
-          <w:b/>
-          <w:spacing w:val="-2"/>
-        </w:rPr>
-        <w:t>Taryn:</w:t>
+    </w:p>
+    <w:p>
+      <w:pPr>
+        <w:pStyle w:val="ListParagraph"/>
+        <w:numPr>
+          <w:ilvl w:val="0"/>
+          <w:numId w:val="1"/>
+        </w:numPr>
+        <w:tabs>
+          <w:tab w:val="left" w:pos="280"/>
+        </w:tabs>
+        <w:spacing w:line="276" w:lineRule="auto"/>
+        <w:rPr>
+          <w:b/>
+        </w:rPr>
+      </w:pPr>
+      <w:r>
+        <w:rPr>
+          <w:b/>
+          <w:spacing w:val="-2"/>
+        </w:rPr>
+        <w:t xml:space="preserve">Isaiah: </w:t>
+      </w:r>
+      <w:r>
+        <w:rPr>
+          <w:bCs/>
+          <w:spacing w:val="-2"/>
+        </w:rPr>
+        <w:t>Aiding in role delegation</w:t>
+      </w:r>
+    </w:p>
+    <w:p>
+      <w:pPr>
+        <w:pStyle w:val="ListParagraph"/>
+        <w:numPr>
+          <w:ilvl w:val="0"/>
+          <w:numId w:val="1"/>
+        </w:numPr>
+        <w:tabs>
+          <w:tab w:val="left" w:pos="280"/>
+        </w:tabs>
+        <w:spacing w:line="276" w:lineRule="auto"/>
+        <w:rPr>
+          <w:b/>
+        </w:rPr>
+      </w:pPr>
+      <w:r>
+        <w:rPr>
+          <w:b/>
+          <w:spacing w:val="-2"/>
+        </w:rPr>
+        <w:t xml:space="preserve">Chase: </w:t>
+      </w:r>
+      <w:r>
+        <w:rPr>
+          <w:bCs/>
+          <w:spacing w:val="-2"/>
+        </w:rPr>
+        <w:t>Aiding in role delegation</w:t>
+      </w:r>
+    </w:p>
+    <w:p>
+      <w:pPr>
+        <w:pStyle w:val="ListParagraph"/>
+        <w:numPr>
+          <w:ilvl w:val="0"/>
+          <w:numId w:val="1"/>
+        </w:numPr>
+        <w:tabs>
+          <w:tab w:val="left" w:pos="280"/>
+        </w:tabs>
+        <w:spacing w:line="276" w:lineRule="auto"/>
+        <w:rPr>
+          <w:b/>
+        </w:rPr>
+      </w:pPr>
+      <w:r>
+        <w:rPr>
+          <w:b/>
+          <w:spacing w:val="-2"/>
+        </w:rPr>
+        <w:t xml:space="preserve">Taryn: </w:t>
+      </w:r>
+      <w:r>
+        <w:rPr>
+          <w:bCs/>
+          <w:spacing w:val="-2"/>
+        </w:rPr>
+        <w:t>Aiding in role delegation</w:t>
       </w:r>
     </w:p>
     <w:p>
@@ -1516,14 +1529,12 @@
         </w:rPr>
         <w:t xml:space="preserve"> </w:t>
       </w:r>
-      <w:proofErr w:type="gramStart"/>
       <w:r>
         <w:rPr>
           <w:spacing w:val="-2"/>
         </w:rPr>
         <w:t>meetings</w:t>
       </w:r>
-      <w:proofErr w:type="gramEnd"/>
     </w:p>
     <w:p>
       <w:pPr>
@@ -1800,14 +1811,12 @@
         </w:rPr>
         <w:t xml:space="preserve"> </w:t>
       </w:r>
-      <w:proofErr w:type="gramStart"/>
       <w:r>
         <w:rPr>
           <w:spacing w:val="-2"/>
         </w:rPr>
         <w:t>finished</w:t>
       </w:r>
-      <w:proofErr w:type="gramEnd"/>
     </w:p>
     <w:p>
       <w:pPr>
@@ -1865,13 +1874,7 @@
         <w:rPr>
           <w:spacing w:val="-2"/>
         </w:rPr>
-        <w:t>Visualization</w:t>
-      </w:r>
-      <w:r>
-        <w:rPr>
-          <w:spacing w:val="-2"/>
-        </w:rPr>
-        <w:t xml:space="preserve"> (highlighting errors)</w:t>
+        <w:t>Visualization (highlighting errors)</w:t>
       </w:r>
     </w:p>
     <w:p>
@@ -2021,14 +2024,12 @@
         </w:rPr>
         <w:t xml:space="preserve"> </w:t>
       </w:r>
-      <w:proofErr w:type="gramStart"/>
       <w:r>
         <w:rPr>
           <w:spacing w:val="-5"/>
         </w:rPr>
         <w:t>SRS</w:t>
       </w:r>
-      <w:proofErr w:type="gramEnd"/>
     </w:p>
     <w:p>
       <w:pPr>
@@ -2092,16 +2093,8 @@
         <w:rPr>
           <w:spacing w:val="-2"/>
         </w:rPr>
-        <w:t xml:space="preserve"> </w:t>
-      </w:r>
-      <w:proofErr w:type="gramStart"/>
-      <w:r>
-        <w:rPr>
-          <w:spacing w:val="-2"/>
-        </w:rPr>
-        <w:t>standard</w:t>
-      </w:r>
-      <w:proofErr w:type="gramEnd"/>
+        <w:t xml:space="preserve"> standard</w:t>
+      </w:r>
     </w:p>
     <w:p>
       <w:pPr>
@@ -3037,16 +3030,8 @@
         <w:t xml:space="preserve">Courtney: </w:t>
       </w:r>
       <w:r>
-        <w:t>Filling out meeting log</w:t>
-      </w:r>
-      <w:r>
-        <w:t xml:space="preserve">, assisting with </w:t>
-      </w:r>
-      <w:proofErr w:type="gramStart"/>
-      <w:r>
-        <w:t>requirements</w:t>
-      </w:r>
-      <w:proofErr w:type="gramEnd"/>
+        <w:t>Filling out meeting log, assisting with requirements</w:t>
+      </w:r>
     </w:p>
     <w:p>
       <w:pPr>
@@ -3082,24 +3067,8 @@
           <w:bCs/>
           <w:spacing w:val="-2"/>
         </w:rPr>
-        <w:t>, final edits to project plan</w:t>
-      </w:r>
-      <w:r>
-        <w:rPr>
-          <w:bCs/>
-          <w:spacing w:val="-2"/>
-        </w:rPr>
-        <w:t xml:space="preserve">, begin edits to requirements </w:t>
-      </w:r>
-      <w:proofErr w:type="gramStart"/>
-      <w:r>
-        <w:rPr>
-          <w:bCs/>
-          <w:spacing w:val="-2"/>
-        </w:rPr>
-        <w:t>document</w:t>
-      </w:r>
-      <w:proofErr w:type="gramEnd"/>
+        <w:t>, final edits to project plan, begin edits to requirements document</w:t>
+      </w:r>
     </w:p>
     <w:p>
       <w:pPr>
@@ -3172,17 +3141,8 @@
           <w:bCs/>
           <w:spacing w:val="-2"/>
         </w:rPr>
-        <w:t xml:space="preserve">, assisting with </w:t>
-      </w:r>
-      <w:proofErr w:type="gramStart"/>
-      <w:r>
-        <w:rPr>
-          <w:bCs/>
-          <w:spacing w:val="-2"/>
-        </w:rPr>
-        <w:t>requirements</w:t>
-      </w:r>
-      <w:proofErr w:type="gramEnd"/>
+        <w:t>, assisting with requirements</w:t>
+      </w:r>
     </w:p>
     <w:p>
       <w:pPr>
@@ -3257,13 +3217,8 @@
         <w:ind w:left="270"/>
       </w:pPr>
       <w:r>
-        <w:t xml:space="preserve">Completed project </w:t>
-      </w:r>
-      <w:proofErr w:type="gramStart"/>
-      <w:r>
-        <w:t>plan</w:t>
-      </w:r>
-      <w:proofErr w:type="gramEnd"/>
+        <w:t>Completed project plan</w:t>
+      </w:r>
     </w:p>
     <w:p>
       <w:pPr>
@@ -3296,13 +3251,8 @@
         <w:ind w:left="270"/>
       </w:pPr>
       <w:r>
-        <w:t xml:space="preserve">Began editing requirements </w:t>
-      </w:r>
-      <w:proofErr w:type="gramStart"/>
-      <w:r>
-        <w:t>document</w:t>
-      </w:r>
-      <w:proofErr w:type="gramEnd"/>
+        <w:t>Began editing requirements document</w:t>
+      </w:r>
     </w:p>
     <w:p>
       <w:pPr>
@@ -3318,13 +3268,16 @@
         <w:ind w:left="270"/>
       </w:pPr>
       <w:r>
-        <w:t xml:space="preserve">Finished requirements </w:t>
+        <w:t xml:space="preserve">Finished </w:t>
       </w:r>
       <w:proofErr w:type="gramStart"/>
       <w:r>
-        <w:t>introductions</w:t>
+        <w:t>requirements</w:t>
       </w:r>
       <w:proofErr w:type="gramEnd"/>
+      <w:r>
+        <w:t xml:space="preserve"> introductions</w:t>
+      </w:r>
     </w:p>
     <w:p>
       <w:pPr>
@@ -3376,16 +3329,8 @@
         <w:rPr>
           <w:bCs/>
         </w:rPr>
-        <w:t xml:space="preserve">Brainstorm other requirements to add to document during next </w:t>
-      </w:r>
-      <w:proofErr w:type="gramStart"/>
-      <w:r>
-        <w:rPr>
-          <w:bCs/>
-        </w:rPr>
-        <w:t>meeting</w:t>
-      </w:r>
-      <w:proofErr w:type="gramEnd"/>
+        <w:t>Brainstorm other requirements to add to document during next meeting</w:t>
+      </w:r>
     </w:p>
     <w:p>
       <w:pPr>
@@ -3435,13 +3380,7 @@
           <w:b/>
         </w:rPr>
         <w:lastRenderedPageBreak/>
-        <w:t>MEETING #</w:t>
-      </w:r>
-      <w:r>
-        <w:rPr>
-          <w:b/>
-        </w:rPr>
-        <w:t>3</w:t>
+        <w:t>MEETING #3</w:t>
       </w:r>
     </w:p>
     <w:p>
@@ -3471,13 +3410,7 @@
         <w:t xml:space="preserve"> </w:t>
       </w:r>
       <w:r>
-        <w:t>1</w:t>
-      </w:r>
-      <w:r>
-        <w:t>7</w:t>
-      </w:r>
-      <w:r>
-        <w:t>,</w:t>
+        <w:t>17,</w:t>
       </w:r>
       <w:r>
         <w:rPr>
@@ -3672,31 +3605,7 @@
         <w:rPr>
           <w:spacing w:val="-2"/>
         </w:rPr>
-        <w:t>Eian</w:t>
-      </w:r>
-      <w:r>
-        <w:rPr>
-          <w:spacing w:val="-2"/>
-        </w:rPr>
-        <w:t xml:space="preserve">, </w:t>
-      </w:r>
-      <w:r>
-        <w:rPr>
-          <w:spacing w:val="-2"/>
-        </w:rPr>
-        <w:t>Isaiah</w:t>
-      </w:r>
-      <w:r>
-        <w:rPr>
-          <w:spacing w:val="-2"/>
-        </w:rPr>
-        <w:t xml:space="preserve"> </w:t>
-      </w:r>
-      <w:r>
-        <w:rPr>
-          <w:spacing w:val="-2"/>
-        </w:rPr>
-        <w:t>Jason</w:t>
+        <w:t>Eian, Isaiah Jason</w:t>
       </w:r>
     </w:p>
     <w:p>
@@ -3841,10 +3750,7 @@
         <w:ind w:left="540" w:hanging="270"/>
       </w:pPr>
       <w:r>
-        <w:t xml:space="preserve">Revisiting </w:t>
-      </w:r>
-      <w:r>
-        <w:t>Scope</w:t>
+        <w:t>Revisiting Scope</w:t>
       </w:r>
     </w:p>
     <w:p>
@@ -3895,16 +3801,7 @@
         <w:ind w:left="720"/>
       </w:pPr>
       <w:r>
-        <w:t xml:space="preserve">Means of </w:t>
-      </w:r>
-      <w:r>
-        <w:t>front-end</w:t>
-      </w:r>
-      <w:r>
-        <w:t xml:space="preserve"> </w:t>
-      </w:r>
-      <w:r>
-        <w:t>user interface (Godot)</w:t>
+        <w:t>Means of front-end user interface (Godot)</w:t>
       </w:r>
     </w:p>
     <w:p>
@@ -4282,24 +4179,8 @@
           <w:bCs/>
           <w:spacing w:val="-2"/>
         </w:rPr>
-        <w:t>Editing</w:t>
-      </w:r>
-      <w:r>
-        <w:rPr>
-          <w:bCs/>
-          <w:spacing w:val="-2"/>
-        </w:rPr>
-        <w:t xml:space="preserve"> requirements </w:t>
-      </w:r>
-      <w:proofErr w:type="gramStart"/>
-      <w:r>
-        <w:rPr>
-          <w:bCs/>
-          <w:spacing w:val="-2"/>
-        </w:rPr>
-        <w:t>document</w:t>
-      </w:r>
-      <w:proofErr w:type="gramEnd"/>
+        <w:t>Editing requirements document</w:t>
+      </w:r>
     </w:p>
     <w:p>
       <w:pPr>
@@ -4327,24 +4208,8 @@
           <w:bCs/>
           <w:spacing w:val="-2"/>
         </w:rPr>
-        <w:t>Assisting with requirements document</w:t>
-      </w:r>
-      <w:r>
-        <w:rPr>
-          <w:bCs/>
-          <w:spacing w:val="-2"/>
-        </w:rPr>
-        <w:t xml:space="preserve"> </w:t>
-      </w:r>
-      <w:proofErr w:type="gramStart"/>
-      <w:r>
-        <w:rPr>
-          <w:bCs/>
-          <w:spacing w:val="-2"/>
-        </w:rPr>
-        <w:t>brainstorming</w:t>
-      </w:r>
-      <w:proofErr w:type="gramEnd"/>
+        <w:t>Assisting with requirements document brainstorming</w:t>
+      </w:r>
     </w:p>
     <w:p>
       <w:pPr>
@@ -4368,13 +4233,8 @@
         <w:t xml:space="preserve">Courtney: </w:t>
       </w:r>
       <w:r>
-        <w:t xml:space="preserve">Filling out meeting </w:t>
-      </w:r>
-      <w:proofErr w:type="gramStart"/>
-      <w:r>
-        <w:t>log</w:t>
-      </w:r>
-      <w:proofErr w:type="gramEnd"/>
+        <w:t>Filling out meeting log</w:t>
+      </w:r>
     </w:p>
     <w:p>
       <w:pPr>
@@ -4410,31 +4270,8 @@
           <w:bCs/>
           <w:spacing w:val="-2"/>
         </w:rPr>
-        <w:t>Assisting with</w:t>
-      </w:r>
-      <w:r>
-        <w:rPr>
-          <w:bCs/>
-          <w:spacing w:val="-2"/>
-        </w:rPr>
-        <w:t xml:space="preserve"> requirements document</w:t>
-      </w:r>
-      <w:r>
-        <w:rPr>
-          <w:bCs/>
-          <w:spacing w:val="-2"/>
-        </w:rPr>
-        <w:t xml:space="preserve"> </w:t>
-      </w:r>
-      <w:proofErr w:type="gramStart"/>
-      <w:r>
-        <w:rPr>
-          <w:bCs/>
-          <w:spacing w:val="-2"/>
-        </w:rPr>
-        <w:t>brainstorming</w:t>
-      </w:r>
-      <w:proofErr w:type="gramEnd"/>
+        <w:t>Assisting with requirements document brainstorming</w:t>
+      </w:r>
     </w:p>
     <w:p>
       <w:pPr>
@@ -4463,35 +4300,7 @@
           <w:bCs/>
           <w:spacing w:val="-2"/>
         </w:rPr>
-        <w:t>Assisting</w:t>
-      </w:r>
-      <w:r>
-        <w:rPr>
-          <w:bCs/>
-          <w:spacing w:val="-2"/>
-        </w:rPr>
-        <w:t xml:space="preserve"> with requirements</w:t>
-      </w:r>
-      <w:r>
-        <w:rPr>
-          <w:bCs/>
-          <w:spacing w:val="-2"/>
-        </w:rPr>
-        <w:t xml:space="preserve"> document</w:t>
-      </w:r>
-      <w:r>
-        <w:rPr>
-          <w:bCs/>
-          <w:spacing w:val="-2"/>
-        </w:rPr>
-        <w:t>, looking into Godot</w:t>
-      </w:r>
-      <w:r>
-        <w:rPr>
-          <w:bCs/>
-          <w:spacing w:val="-2"/>
-        </w:rPr>
-        <w:t xml:space="preserve"> and Qt</w:t>
+        <w:t>Assisting with requirements document, looking into Godot and Qt</w:t>
       </w:r>
     </w:p>
     <w:p>
@@ -4590,13 +4399,8 @@
         <w:ind w:left="270"/>
       </w:pPr>
       <w:r>
-        <w:t xml:space="preserve">Checked over introduction completed last </w:t>
-      </w:r>
-      <w:proofErr w:type="gramStart"/>
-      <w:r>
-        <w:t>meeting</w:t>
-      </w:r>
-      <w:proofErr w:type="gramEnd"/>
+        <w:t>Checked over introduction completed last meeting</w:t>
+      </w:r>
     </w:p>
     <w:p>
       <w:pPr>
@@ -4629,13 +4433,8 @@
         <w:ind w:left="270"/>
       </w:pPr>
       <w:r>
-        <w:t xml:space="preserve">Looking into software and hardware that will be used to complete the </w:t>
-      </w:r>
-      <w:proofErr w:type="gramStart"/>
-      <w:r>
-        <w:t>project</w:t>
-      </w:r>
-      <w:proofErr w:type="gramEnd"/>
+        <w:t>Looking into software and hardware that will be used to complete the project</w:t>
+      </w:r>
     </w:p>
     <w:p>
       <w:pPr>
@@ -4687,22 +4486,8 @@
         <w:rPr>
           <w:bCs/>
         </w:rPr>
-        <w:t xml:space="preserve">Brainstorm </w:t>
-      </w:r>
-      <w:r>
-        <w:rPr>
-          <w:bCs/>
-        </w:rPr>
-        <w:t xml:space="preserve">requirements to make production work </w:t>
-      </w:r>
-      <w:proofErr w:type="gramStart"/>
-      <w:r>
-        <w:rPr>
-          <w:bCs/>
-        </w:rPr>
-        <w:t>smoothly</w:t>
-      </w:r>
-      <w:proofErr w:type="gramEnd"/>
+        <w:t>Brainstorm requirements to make production work smoothly</w:t>
+      </w:r>
     </w:p>
     <w:p>
       <w:pPr>
@@ -4732,6 +4517,1223 @@
         <w:t xml:space="preserve"> investigate Godot, research basic functions and usability</w:t>
       </w:r>
     </w:p>
+    <w:p>
+      <w:pPr>
+        <w:tabs>
+          <w:tab w:val="left" w:pos="280"/>
+        </w:tabs>
+        <w:spacing w:line="276" w:lineRule="auto"/>
+      </w:pPr>
+    </w:p>
+    <w:p>
+      <w:pPr>
+        <w:tabs>
+          <w:tab w:val="left" w:pos="280"/>
+        </w:tabs>
+        <w:spacing w:line="276" w:lineRule="auto"/>
+      </w:pPr>
+    </w:p>
+    <w:p>
+      <w:pPr>
+        <w:tabs>
+          <w:tab w:val="left" w:pos="280"/>
+        </w:tabs>
+        <w:spacing w:line="276" w:lineRule="auto"/>
+      </w:pPr>
+    </w:p>
+    <w:p>
+      <w:pPr>
+        <w:tabs>
+          <w:tab w:val="left" w:pos="280"/>
+        </w:tabs>
+        <w:spacing w:line="276" w:lineRule="auto"/>
+      </w:pPr>
+    </w:p>
+    <w:p>
+      <w:pPr>
+        <w:tabs>
+          <w:tab w:val="left" w:pos="280"/>
+        </w:tabs>
+        <w:spacing w:line="276" w:lineRule="auto"/>
+      </w:pPr>
+    </w:p>
+    <w:p>
+      <w:pPr>
+        <w:tabs>
+          <w:tab w:val="left" w:pos="280"/>
+        </w:tabs>
+        <w:spacing w:line="276" w:lineRule="auto"/>
+        <w:rPr>
+          <w:b/>
+        </w:rPr>
+      </w:pPr>
+      <w:r>
+        <w:rPr>
+          <w:b/>
+        </w:rPr>
+        <w:lastRenderedPageBreak/>
+        <w:t>MEETING #4</w:t>
+      </w:r>
+    </w:p>
+    <w:p>
+      <w:pPr>
+        <w:spacing w:before="79" w:line="276" w:lineRule="auto"/>
+      </w:pPr>
+      <w:r>
+        <w:rPr>
+          <w:b/>
+        </w:rPr>
+        <w:t>Date:</w:t>
+      </w:r>
+      <w:r>
+        <w:rPr>
+          <w:b/>
+          <w:spacing w:val="-3"/>
+        </w:rPr>
+        <w:t xml:space="preserve"> </w:t>
+      </w:r>
+      <w:r>
+        <w:t>February</w:t>
+      </w:r>
+      <w:r>
+        <w:rPr>
+          <w:spacing w:val="-3"/>
+        </w:rPr>
+        <w:t xml:space="preserve"> </w:t>
+      </w:r>
+      <w:r>
+        <w:t>24,</w:t>
+      </w:r>
+      <w:r>
+        <w:rPr>
+          <w:spacing w:val="-3"/>
+        </w:rPr>
+        <w:t xml:space="preserve"> </w:t>
+      </w:r>
+      <w:r>
+        <w:rPr>
+          <w:spacing w:val="-4"/>
+        </w:rPr>
+        <w:t>2026</w:t>
+      </w:r>
+    </w:p>
+    <w:p>
+      <w:pPr>
+        <w:spacing w:before="7" w:line="276" w:lineRule="auto"/>
+      </w:pPr>
+      <w:r>
+        <w:rPr>
+          <w:b/>
+        </w:rPr>
+        <w:t>Time:</w:t>
+      </w:r>
+      <w:r>
+        <w:rPr>
+          <w:b/>
+          <w:spacing w:val="-2"/>
+        </w:rPr>
+        <w:t xml:space="preserve"> </w:t>
+      </w:r>
+      <w:r>
+        <w:t>8:00-9:00</w:t>
+      </w:r>
+      <w:r>
+        <w:rPr>
+          <w:spacing w:val="-1"/>
+        </w:rPr>
+        <w:t xml:space="preserve"> </w:t>
+      </w:r>
+      <w:r>
+        <w:rPr>
+          <w:spacing w:val="-5"/>
+        </w:rPr>
+        <w:t>AM</w:t>
+      </w:r>
+    </w:p>
+    <w:p>
+      <w:pPr>
+        <w:spacing w:before="7" w:line="276" w:lineRule="auto"/>
+      </w:pPr>
+      <w:r>
+        <w:rPr>
+          <w:b/>
+        </w:rPr>
+        <w:t>Location:</w:t>
+      </w:r>
+      <w:r>
+        <w:rPr>
+          <w:b/>
+          <w:spacing w:val="-3"/>
+        </w:rPr>
+        <w:t xml:space="preserve"> </w:t>
+      </w:r>
+      <w:r>
+        <w:rPr>
+          <w:bCs/>
+          <w:spacing w:val="-3"/>
+        </w:rPr>
+        <w:t xml:space="preserve">LEEP 2 </w:t>
+      </w:r>
+      <w:r>
+        <w:rPr>
+          <w:bCs/>
+        </w:rPr>
+        <w:t>Study</w:t>
+      </w:r>
+      <w:r>
+        <w:rPr>
+          <w:spacing w:val="-3"/>
+        </w:rPr>
+        <w:t xml:space="preserve"> </w:t>
+      </w:r>
+      <w:r>
+        <w:t>Room</w:t>
+      </w:r>
+      <w:r>
+        <w:rPr>
+          <w:spacing w:val="-3"/>
+        </w:rPr>
+        <w:t xml:space="preserve"> </w:t>
+      </w:r>
+      <w:r>
+        <w:rPr>
+          <w:spacing w:val="-4"/>
+        </w:rPr>
+        <w:t>2320</w:t>
+      </w:r>
+    </w:p>
+    <w:p>
+      <w:pPr>
+        <w:pStyle w:val="BodyText"/>
+        <w:spacing w:before="7" w:line="276" w:lineRule="auto"/>
+        <w:ind w:left="0" w:firstLine="0"/>
+        <w:rPr>
+          <w:bCs/>
+        </w:rPr>
+      </w:pPr>
+      <w:r>
+        <w:rPr>
+          <w:b/>
+        </w:rPr>
+        <w:t>Objective:</w:t>
+      </w:r>
+      <w:r>
+        <w:rPr>
+          <w:b/>
+          <w:spacing w:val="1"/>
+        </w:rPr>
+        <w:t xml:space="preserve"> </w:t>
+      </w:r>
+      <w:r>
+        <w:rPr>
+          <w:bCs/>
+          <w:spacing w:val="1"/>
+        </w:rPr>
+        <w:t>Continue progress of the SRS Document</w:t>
+      </w:r>
+    </w:p>
+    <w:p>
+      <w:pPr>
+        <w:spacing w:before="7" w:line="276" w:lineRule="auto"/>
+      </w:pPr>
+      <w:r>
+        <w:rPr>
+          <w:b/>
+        </w:rPr>
+        <w:t>Team</w:t>
+      </w:r>
+      <w:r>
+        <w:rPr>
+          <w:b/>
+          <w:spacing w:val="-10"/>
+        </w:rPr>
+        <w:t xml:space="preserve"> </w:t>
+      </w:r>
+      <w:r>
+        <w:rPr>
+          <w:b/>
+        </w:rPr>
+        <w:t>Members</w:t>
+      </w:r>
+      <w:r>
+        <w:rPr>
+          <w:b/>
+          <w:spacing w:val="-10"/>
+        </w:rPr>
+        <w:t xml:space="preserve"> </w:t>
+      </w:r>
+      <w:r>
+        <w:rPr>
+          <w:b/>
+        </w:rPr>
+        <w:t>Present:</w:t>
+      </w:r>
+      <w:r>
+        <w:rPr>
+          <w:b/>
+          <w:spacing w:val="-10"/>
+        </w:rPr>
+        <w:t xml:space="preserve"> </w:t>
+      </w:r>
+      <w:r>
+        <w:t>Chase,</w:t>
+      </w:r>
+      <w:r>
+        <w:rPr>
+          <w:spacing w:val="-10"/>
+        </w:rPr>
+        <w:t xml:space="preserve"> </w:t>
+      </w:r>
+      <w:r>
+        <w:t>Courtney,</w:t>
+      </w:r>
+      <w:r>
+        <w:rPr>
+          <w:spacing w:val="-10"/>
+        </w:rPr>
+        <w:t xml:space="preserve"> </w:t>
+      </w:r>
+      <w:r>
+        <w:rPr>
+          <w:spacing w:val="-2"/>
+        </w:rPr>
+        <w:t>Jason, Taryn, Isaiah</w:t>
+      </w:r>
+    </w:p>
+    <w:p>
+      <w:pPr>
+        <w:pStyle w:val="BodyText"/>
+        <w:spacing w:before="3" w:line="276" w:lineRule="auto"/>
+        <w:ind w:left="0" w:firstLine="0"/>
+        <w:rPr>
+          <w:sz w:val="23"/>
+        </w:rPr>
+      </w:pPr>
+    </w:p>
+    <w:p>
+      <w:pPr>
+        <w:spacing w:line="276" w:lineRule="auto"/>
+        <w:rPr>
+          <w:b/>
+        </w:rPr>
+      </w:pPr>
+      <w:r>
+        <w:rPr>
+          <w:b/>
+          <w:spacing w:val="-4"/>
+          <w:u w:val="single"/>
+        </w:rPr>
+        <w:t>Task</w:t>
+      </w:r>
+      <w:r>
+        <w:rPr>
+          <w:b/>
+          <w:spacing w:val="-8"/>
+          <w:u w:val="single"/>
+        </w:rPr>
+        <w:t xml:space="preserve"> </w:t>
+      </w:r>
+      <w:r>
+        <w:rPr>
+          <w:b/>
+          <w:spacing w:val="-2"/>
+          <w:u w:val="single"/>
+        </w:rPr>
+        <w:t>Completion:</w:t>
+      </w:r>
+    </w:p>
+    <w:p>
+      <w:pPr>
+        <w:pStyle w:val="ListParagraph"/>
+        <w:numPr>
+          <w:ilvl w:val="0"/>
+          <w:numId w:val="1"/>
+        </w:numPr>
+        <w:tabs>
+          <w:tab w:val="left" w:pos="280"/>
+        </w:tabs>
+        <w:spacing w:before="5" w:line="276" w:lineRule="auto"/>
+        <w:ind w:left="0" w:firstLine="90"/>
+        <w:rPr>
+          <w:bCs/>
+          <w:sz w:val="21"/>
+        </w:rPr>
+      </w:pPr>
+      <w:r>
+        <w:rPr>
+          <w:bCs/>
+        </w:rPr>
+        <w:t>Requirements document (in progress)</w:t>
+      </w:r>
+    </w:p>
+    <w:p>
+      <w:pPr>
+        <w:pStyle w:val="ListParagraph"/>
+        <w:numPr>
+          <w:ilvl w:val="0"/>
+          <w:numId w:val="1"/>
+        </w:numPr>
+        <w:tabs>
+          <w:tab w:val="left" w:pos="280"/>
+        </w:tabs>
+        <w:spacing w:before="5" w:line="276" w:lineRule="auto"/>
+        <w:ind w:left="0" w:firstLine="90"/>
+        <w:rPr>
+          <w:bCs/>
+          <w:sz w:val="21"/>
+        </w:rPr>
+      </w:pPr>
+      <w:r>
+        <w:rPr>
+          <w:bCs/>
+        </w:rPr>
+        <w:t>Exploring Godot vs Qt for GUI</w:t>
+      </w:r>
+    </w:p>
+    <w:p>
+      <w:pPr>
+        <w:tabs>
+          <w:tab w:val="left" w:pos="280"/>
+        </w:tabs>
+        <w:spacing w:before="5" w:line="276" w:lineRule="auto"/>
+        <w:rPr>
+          <w:bCs/>
+          <w:sz w:val="21"/>
+        </w:rPr>
+      </w:pPr>
+    </w:p>
+    <w:p>
+      <w:pPr>
+        <w:spacing w:line="276" w:lineRule="auto"/>
+        <w:rPr>
+          <w:b/>
+        </w:rPr>
+      </w:pPr>
+      <w:r>
+        <w:rPr>
+          <w:b/>
+          <w:u w:val="single"/>
+        </w:rPr>
+        <w:t>Brainstorm</w:t>
+      </w:r>
+      <w:r>
+        <w:rPr>
+          <w:b/>
+          <w:spacing w:val="-8"/>
+          <w:u w:val="single"/>
+        </w:rPr>
+        <w:t xml:space="preserve"> </w:t>
+      </w:r>
+      <w:r>
+        <w:rPr>
+          <w:b/>
+          <w:spacing w:val="-2"/>
+          <w:u w:val="single"/>
+        </w:rPr>
+        <w:t>Session:</w:t>
+      </w:r>
+    </w:p>
+    <w:p>
+      <w:pPr>
+        <w:pStyle w:val="ListParagraph"/>
+        <w:numPr>
+          <w:ilvl w:val="1"/>
+          <w:numId w:val="1"/>
+        </w:numPr>
+        <w:tabs>
+          <w:tab w:val="left" w:pos="360"/>
+        </w:tabs>
+        <w:spacing w:before="0" w:line="276" w:lineRule="auto"/>
+        <w:ind w:left="90" w:firstLine="0"/>
+      </w:pPr>
+      <w:r>
+        <w:t>Requirements</w:t>
+      </w:r>
+    </w:p>
+    <w:p>
+      <w:pPr>
+        <w:pStyle w:val="ListParagraph"/>
+        <w:numPr>
+          <w:ilvl w:val="2"/>
+          <w:numId w:val="1"/>
+        </w:numPr>
+        <w:tabs>
+          <w:tab w:val="left" w:pos="540"/>
+        </w:tabs>
+        <w:spacing w:before="0" w:line="276" w:lineRule="auto"/>
+        <w:ind w:left="540" w:hanging="270"/>
+      </w:pPr>
+      <w:r>
+        <w:t>Product Perspective</w:t>
+      </w:r>
+    </w:p>
+    <w:p>
+      <w:pPr>
+        <w:pStyle w:val="ListParagraph"/>
+        <w:numPr>
+          <w:ilvl w:val="3"/>
+          <w:numId w:val="1"/>
+        </w:numPr>
+        <w:tabs>
+          <w:tab w:val="left" w:pos="540"/>
+        </w:tabs>
+        <w:spacing w:before="0" w:line="276" w:lineRule="auto"/>
+        <w:ind w:left="720"/>
+      </w:pPr>
+      <w:r>
+        <w:t>Means of front-end user interface (changed from Godot to Qt)</w:t>
+      </w:r>
+    </w:p>
+    <w:p>
+      <w:pPr>
+        <w:pStyle w:val="ListParagraph"/>
+        <w:numPr>
+          <w:ilvl w:val="1"/>
+          <w:numId w:val="1"/>
+        </w:numPr>
+        <w:tabs>
+          <w:tab w:val="left" w:pos="280"/>
+        </w:tabs>
+        <w:spacing w:before="5" w:line="276" w:lineRule="auto"/>
+        <w:ind w:left="990"/>
+        <w:rPr>
+          <w:bCs/>
+          <w:sz w:val="21"/>
+        </w:rPr>
+      </w:pPr>
+      <w:r>
+        <w:rPr>
+          <w:bCs/>
+        </w:rPr>
+        <w:t>Found that Qt is better suited for our desired project tasks</w:t>
+      </w:r>
+    </w:p>
+    <w:p>
+      <w:pPr>
+        <w:pStyle w:val="ListParagraph"/>
+        <w:numPr>
+          <w:ilvl w:val="1"/>
+          <w:numId w:val="1"/>
+        </w:numPr>
+        <w:tabs>
+          <w:tab w:val="left" w:pos="280"/>
+        </w:tabs>
+        <w:spacing w:before="5" w:line="276" w:lineRule="auto"/>
+        <w:ind w:left="990"/>
+        <w:rPr>
+          <w:bCs/>
+          <w:sz w:val="21"/>
+        </w:rPr>
+      </w:pPr>
+      <w:r>
+        <w:rPr>
+          <w:bCs/>
+        </w:rPr>
+        <w:t>Godot might have too many features for us as beginners and what we intend to use it for</w:t>
+      </w:r>
+    </w:p>
+    <w:p>
+      <w:pPr>
+        <w:pStyle w:val="ListParagraph"/>
+        <w:numPr>
+          <w:ilvl w:val="1"/>
+          <w:numId w:val="1"/>
+        </w:numPr>
+        <w:tabs>
+          <w:tab w:val="left" w:pos="280"/>
+        </w:tabs>
+        <w:spacing w:before="5" w:line="276" w:lineRule="auto"/>
+        <w:rPr>
+          <w:bCs/>
+          <w:sz w:val="21"/>
+        </w:rPr>
+      </w:pPr>
+      <w:r>
+        <w:rPr>
+          <w:bCs/>
+        </w:rPr>
+        <w:t>Functional Requirements</w:t>
+      </w:r>
+    </w:p>
+    <w:p>
+      <w:pPr>
+        <w:pStyle w:val="ListParagraph"/>
+        <w:numPr>
+          <w:ilvl w:val="2"/>
+          <w:numId w:val="1"/>
+        </w:numPr>
+        <w:tabs>
+          <w:tab w:val="left" w:pos="280"/>
+        </w:tabs>
+        <w:spacing w:before="5" w:line="276" w:lineRule="auto"/>
+        <w:ind w:left="720"/>
+        <w:rPr>
+          <w:bCs/>
+          <w:sz w:val="21"/>
+        </w:rPr>
+      </w:pPr>
+      <w:r>
+        <w:rPr>
+          <w:bCs/>
+        </w:rPr>
+        <w:t>Arithmetic expressions, precedence, computations</w:t>
+      </w:r>
+    </w:p>
+    <w:p>
+      <w:pPr>
+        <w:spacing w:before="226" w:line="276" w:lineRule="auto"/>
+        <w:rPr>
+          <w:b/>
+        </w:rPr>
+      </w:pPr>
+      <w:r>
+        <w:rPr>
+          <w:b/>
+          <w:spacing w:val="-2"/>
+          <w:u w:val="single"/>
+        </w:rPr>
+        <w:t>Roles:</w:t>
+      </w:r>
+    </w:p>
+    <w:p>
+      <w:pPr>
+        <w:pStyle w:val="ListParagraph"/>
+        <w:numPr>
+          <w:ilvl w:val="0"/>
+          <w:numId w:val="1"/>
+        </w:numPr>
+        <w:tabs>
+          <w:tab w:val="left" w:pos="280"/>
+        </w:tabs>
+        <w:spacing w:line="276" w:lineRule="auto"/>
+        <w:rPr>
+          <w:b/>
+        </w:rPr>
+      </w:pPr>
+      <w:r>
+        <w:rPr>
+          <w:b/>
+        </w:rPr>
+        <w:t>Project</w:t>
+      </w:r>
+      <w:r>
+        <w:rPr>
+          <w:b/>
+          <w:spacing w:val="-10"/>
+        </w:rPr>
+        <w:t xml:space="preserve"> </w:t>
+      </w:r>
+      <w:r>
+        <w:rPr>
+          <w:b/>
+        </w:rPr>
+        <w:t>Lead:</w:t>
+      </w:r>
+      <w:r>
+        <w:rPr>
+          <w:b/>
+          <w:spacing w:val="-9"/>
+        </w:rPr>
+        <w:t xml:space="preserve"> </w:t>
+      </w:r>
+      <w:r>
+        <w:t>Chase</w:t>
+      </w:r>
+    </w:p>
+    <w:p>
+      <w:pPr>
+        <w:pStyle w:val="ListParagraph"/>
+        <w:numPr>
+          <w:ilvl w:val="0"/>
+          <w:numId w:val="1"/>
+        </w:numPr>
+        <w:tabs>
+          <w:tab w:val="left" w:pos="280"/>
+        </w:tabs>
+        <w:spacing w:line="276" w:lineRule="auto"/>
+        <w:rPr>
+          <w:b/>
+        </w:rPr>
+      </w:pPr>
+      <w:r>
+        <w:rPr>
+          <w:b/>
+          <w:w w:val="95"/>
+        </w:rPr>
+        <w:t>Project</w:t>
+      </w:r>
+      <w:r>
+        <w:rPr>
+          <w:b/>
+          <w:spacing w:val="20"/>
+        </w:rPr>
+        <w:t xml:space="preserve"> </w:t>
+      </w:r>
+      <w:r>
+        <w:rPr>
+          <w:b/>
+          <w:w w:val="95"/>
+        </w:rPr>
+        <w:t>Assist:</w:t>
+      </w:r>
+      <w:r>
+        <w:rPr>
+          <w:b/>
+          <w:spacing w:val="21"/>
+        </w:rPr>
+        <w:t xml:space="preserve"> </w:t>
+      </w:r>
+      <w:r>
+        <w:rPr>
+          <w:spacing w:val="-2"/>
+          <w:w w:val="95"/>
+        </w:rPr>
+        <w:t>Taryn</w:t>
+      </w:r>
+    </w:p>
+    <w:p>
+      <w:pPr>
+        <w:pStyle w:val="ListParagraph"/>
+        <w:numPr>
+          <w:ilvl w:val="0"/>
+          <w:numId w:val="1"/>
+        </w:numPr>
+        <w:tabs>
+          <w:tab w:val="left" w:pos="280"/>
+        </w:tabs>
+        <w:spacing w:line="276" w:lineRule="auto"/>
+        <w:rPr>
+          <w:b/>
+        </w:rPr>
+      </w:pPr>
+      <w:r>
+        <w:rPr>
+          <w:b/>
+          <w:w w:val="95"/>
+        </w:rPr>
+        <w:t>Administrator:</w:t>
+      </w:r>
+      <w:r>
+        <w:rPr>
+          <w:b/>
+          <w:spacing w:val="27"/>
+        </w:rPr>
+        <w:t xml:space="preserve"> </w:t>
+      </w:r>
+      <w:r>
+        <w:rPr>
+          <w:w w:val="95"/>
+        </w:rPr>
+        <w:t>Isaiah</w:t>
+      </w:r>
+    </w:p>
+    <w:p>
+      <w:pPr>
+        <w:pStyle w:val="ListParagraph"/>
+        <w:numPr>
+          <w:ilvl w:val="0"/>
+          <w:numId w:val="1"/>
+        </w:numPr>
+        <w:tabs>
+          <w:tab w:val="left" w:pos="280"/>
+        </w:tabs>
+        <w:spacing w:line="276" w:lineRule="auto"/>
+        <w:rPr>
+          <w:b/>
+        </w:rPr>
+      </w:pPr>
+      <w:r>
+        <w:rPr>
+          <w:b/>
+        </w:rPr>
+        <w:t>Administrator</w:t>
+      </w:r>
+      <w:r>
+        <w:rPr>
+          <w:b/>
+          <w:spacing w:val="-15"/>
+        </w:rPr>
+        <w:t xml:space="preserve"> </w:t>
+      </w:r>
+      <w:r>
+        <w:rPr>
+          <w:b/>
+        </w:rPr>
+        <w:t>Assist:</w:t>
+      </w:r>
+      <w:r>
+        <w:rPr>
+          <w:b/>
+          <w:spacing w:val="-15"/>
+        </w:rPr>
+        <w:t xml:space="preserve"> </w:t>
+      </w:r>
+      <w:r>
+        <w:t>Courtney</w:t>
+      </w:r>
+    </w:p>
+    <w:p>
+      <w:pPr>
+        <w:pStyle w:val="ListParagraph"/>
+        <w:numPr>
+          <w:ilvl w:val="0"/>
+          <w:numId w:val="1"/>
+        </w:numPr>
+        <w:tabs>
+          <w:tab w:val="left" w:pos="280"/>
+        </w:tabs>
+        <w:spacing w:line="276" w:lineRule="auto"/>
+        <w:rPr>
+          <w:b/>
+        </w:rPr>
+      </w:pPr>
+      <w:r>
+        <w:rPr>
+          <w:b/>
+        </w:rPr>
+        <w:t>Technical</w:t>
+      </w:r>
+      <w:r>
+        <w:rPr>
+          <w:b/>
+          <w:spacing w:val="-9"/>
+        </w:rPr>
+        <w:t xml:space="preserve"> </w:t>
+      </w:r>
+      <w:r>
+        <w:rPr>
+          <w:b/>
+        </w:rPr>
+        <w:t>Lead:</w:t>
+      </w:r>
+      <w:r>
+        <w:rPr>
+          <w:b/>
+          <w:spacing w:val="-8"/>
+        </w:rPr>
+        <w:t xml:space="preserve"> </w:t>
+      </w:r>
+      <w:r>
+        <w:t>Jason</w:t>
+      </w:r>
+    </w:p>
+    <w:p>
+      <w:pPr>
+        <w:pStyle w:val="ListParagraph"/>
+        <w:numPr>
+          <w:ilvl w:val="0"/>
+          <w:numId w:val="1"/>
+        </w:numPr>
+        <w:tabs>
+          <w:tab w:val="left" w:pos="280"/>
+        </w:tabs>
+        <w:spacing w:line="276" w:lineRule="auto"/>
+        <w:rPr>
+          <w:b/>
+        </w:rPr>
+      </w:pPr>
+      <w:r>
+        <w:rPr>
+          <w:b/>
+        </w:rPr>
+        <w:t>Data</w:t>
+      </w:r>
+      <w:r>
+        <w:rPr>
+          <w:b/>
+          <w:spacing w:val="-8"/>
+        </w:rPr>
+        <w:t xml:space="preserve"> </w:t>
+      </w:r>
+      <w:r>
+        <w:rPr>
+          <w:b/>
+        </w:rPr>
+        <w:t>Administrator:</w:t>
+      </w:r>
+      <w:r>
+        <w:rPr>
+          <w:b/>
+          <w:spacing w:val="-8"/>
+        </w:rPr>
+        <w:t xml:space="preserve"> </w:t>
+      </w:r>
+      <w:r>
+        <w:t>Eian</w:t>
+      </w:r>
+    </w:p>
+    <w:p>
+      <w:pPr>
+        <w:pStyle w:val="BodyText"/>
+        <w:spacing w:before="3" w:line="276" w:lineRule="auto"/>
+        <w:ind w:left="0" w:firstLine="0"/>
+        <w:rPr>
+          <w:sz w:val="23"/>
+        </w:rPr>
+      </w:pPr>
+    </w:p>
+    <w:p>
+      <w:pPr>
+        <w:spacing w:line="276" w:lineRule="auto"/>
+        <w:rPr>
+          <w:b/>
+        </w:rPr>
+      </w:pPr>
+      <w:r>
+        <w:rPr>
+          <w:b/>
+          <w:spacing w:val="-4"/>
+          <w:u w:val="single"/>
+        </w:rPr>
+        <w:t>Task</w:t>
+      </w:r>
+      <w:r>
+        <w:rPr>
+          <w:b/>
+          <w:spacing w:val="-8"/>
+          <w:u w:val="single"/>
+        </w:rPr>
+        <w:t xml:space="preserve"> </w:t>
+      </w:r>
+      <w:r>
+        <w:rPr>
+          <w:b/>
+          <w:spacing w:val="-2"/>
+          <w:u w:val="single"/>
+        </w:rPr>
+        <w:t>Allocation:</w:t>
+      </w:r>
+    </w:p>
+    <w:p>
+      <w:pPr>
+        <w:pStyle w:val="ListParagraph"/>
+        <w:numPr>
+          <w:ilvl w:val="0"/>
+          <w:numId w:val="1"/>
+        </w:numPr>
+        <w:tabs>
+          <w:tab w:val="left" w:pos="280"/>
+        </w:tabs>
+        <w:spacing w:line="276" w:lineRule="auto"/>
+        <w:rPr>
+          <w:b/>
+        </w:rPr>
+      </w:pPr>
+      <w:r>
+        <w:rPr>
+          <w:b/>
+        </w:rPr>
+        <w:t>Eian:</w:t>
+      </w:r>
+    </w:p>
+    <w:p>
+      <w:pPr>
+        <w:pStyle w:val="ListParagraph"/>
+        <w:numPr>
+          <w:ilvl w:val="0"/>
+          <w:numId w:val="1"/>
+        </w:numPr>
+        <w:tabs>
+          <w:tab w:val="left" w:pos="280"/>
+        </w:tabs>
+        <w:spacing w:line="276" w:lineRule="auto"/>
+        <w:rPr>
+          <w:b/>
+        </w:rPr>
+      </w:pPr>
+      <w:r>
+        <w:rPr>
+          <w:b/>
+        </w:rPr>
+        <w:t xml:space="preserve">Jason: </w:t>
+      </w:r>
+      <w:r>
+        <w:rPr>
+          <w:bCs/>
+          <w:spacing w:val="-2"/>
+        </w:rPr>
+        <w:t>Researching Godot vs Qt, brainstorming functional requirements</w:t>
+      </w:r>
+    </w:p>
+    <w:p>
+      <w:pPr>
+        <w:pStyle w:val="ListParagraph"/>
+        <w:numPr>
+          <w:ilvl w:val="0"/>
+          <w:numId w:val="1"/>
+        </w:numPr>
+        <w:tabs>
+          <w:tab w:val="left" w:pos="280"/>
+        </w:tabs>
+        <w:spacing w:line="276" w:lineRule="auto"/>
+        <w:rPr>
+          <w:b/>
+        </w:rPr>
+      </w:pPr>
+      <w:r>
+        <w:rPr>
+          <w:b/>
+        </w:rPr>
+        <w:t xml:space="preserve">Courtney: </w:t>
+      </w:r>
+      <w:r>
+        <w:t>Filling out meeting log, researching Godot vs Qt</w:t>
+      </w:r>
+    </w:p>
+    <w:p>
+      <w:pPr>
+        <w:pStyle w:val="ListParagraph"/>
+        <w:numPr>
+          <w:ilvl w:val="0"/>
+          <w:numId w:val="1"/>
+        </w:numPr>
+        <w:tabs>
+          <w:tab w:val="left" w:pos="280"/>
+        </w:tabs>
+        <w:spacing w:line="276" w:lineRule="auto"/>
+        <w:rPr>
+          <w:b/>
+        </w:rPr>
+      </w:pPr>
+      <w:r>
+        <w:rPr>
+          <w:b/>
+          <w:spacing w:val="-2"/>
+        </w:rPr>
+        <w:t xml:space="preserve">Isaiah: </w:t>
+      </w:r>
+      <w:r>
+        <w:rPr>
+          <w:bCs/>
+          <w:spacing w:val="-2"/>
+        </w:rPr>
+        <w:t>Filling out requirements document, communicating needs to complete document</w:t>
+      </w:r>
+    </w:p>
+    <w:p>
+      <w:pPr>
+        <w:pStyle w:val="ListParagraph"/>
+        <w:numPr>
+          <w:ilvl w:val="0"/>
+          <w:numId w:val="1"/>
+        </w:numPr>
+        <w:tabs>
+          <w:tab w:val="left" w:pos="280"/>
+        </w:tabs>
+        <w:spacing w:line="276" w:lineRule="auto"/>
+        <w:rPr>
+          <w:b/>
+        </w:rPr>
+      </w:pPr>
+      <w:r>
+        <w:rPr>
+          <w:b/>
+          <w:spacing w:val="-2"/>
+        </w:rPr>
+        <w:t xml:space="preserve">Chase: </w:t>
+      </w:r>
+      <w:r>
+        <w:rPr>
+          <w:bCs/>
+          <w:spacing w:val="-2"/>
+        </w:rPr>
+        <w:t>Assisting with requirements document, looking into Godot and Qt</w:t>
+      </w:r>
+    </w:p>
+    <w:p>
+      <w:pPr>
+        <w:pStyle w:val="ListParagraph"/>
+        <w:numPr>
+          <w:ilvl w:val="0"/>
+          <w:numId w:val="1"/>
+        </w:numPr>
+        <w:tabs>
+          <w:tab w:val="left" w:pos="280"/>
+        </w:tabs>
+        <w:spacing w:before="0" w:line="276" w:lineRule="auto"/>
+        <w:rPr>
+          <w:b/>
+        </w:rPr>
+      </w:pPr>
+      <w:r>
+        <w:rPr>
+          <w:b/>
+          <w:spacing w:val="-2"/>
+        </w:rPr>
+        <w:t xml:space="preserve">Taryn: </w:t>
+      </w:r>
+      <w:r>
+        <w:rPr>
+          <w:bCs/>
+          <w:spacing w:val="-2"/>
+        </w:rPr>
+        <w:t>Aiding in brainstorming of functional requirements</w:t>
+      </w:r>
+    </w:p>
+    <w:p>
+      <w:pPr>
+        <w:pStyle w:val="BodyText"/>
+        <w:spacing w:line="276" w:lineRule="auto"/>
+        <w:ind w:left="0" w:firstLine="0"/>
+        <w:rPr>
+          <w:b/>
+          <w:sz w:val="23"/>
+        </w:rPr>
+      </w:pPr>
+    </w:p>
+    <w:p>
+      <w:pPr>
+        <w:spacing w:line="276" w:lineRule="auto"/>
+        <w:rPr>
+          <w:b/>
+        </w:rPr>
+      </w:pPr>
+      <w:r>
+        <w:rPr>
+          <w:b/>
+          <w:u w:val="single"/>
+        </w:rPr>
+        <w:t>General</w:t>
+      </w:r>
+      <w:r>
+        <w:rPr>
+          <w:b/>
+          <w:spacing w:val="-5"/>
+          <w:u w:val="single"/>
+        </w:rPr>
+        <w:t xml:space="preserve"> </w:t>
+      </w:r>
+      <w:r>
+        <w:rPr>
+          <w:b/>
+          <w:spacing w:val="-2"/>
+          <w:u w:val="single"/>
+        </w:rPr>
+        <w:t>Notes:</w:t>
+      </w:r>
+    </w:p>
+    <w:p>
+      <w:pPr>
+        <w:pStyle w:val="ListParagraph"/>
+        <w:numPr>
+          <w:ilvl w:val="1"/>
+          <w:numId w:val="1"/>
+        </w:numPr>
+        <w:tabs>
+          <w:tab w:val="left" w:pos="460"/>
+        </w:tabs>
+        <w:spacing w:before="0" w:line="276" w:lineRule="auto"/>
+        <w:ind w:left="270"/>
+      </w:pPr>
+      <w:r>
+        <w:t>Continued editing requirements document</w:t>
+      </w:r>
+    </w:p>
+    <w:p>
+      <w:pPr>
+        <w:pStyle w:val="ListParagraph"/>
+        <w:numPr>
+          <w:ilvl w:val="1"/>
+          <w:numId w:val="1"/>
+        </w:numPr>
+        <w:tabs>
+          <w:tab w:val="left" w:pos="460"/>
+        </w:tabs>
+        <w:spacing w:before="0" w:line="276" w:lineRule="auto"/>
+        <w:ind w:left="270"/>
+      </w:pPr>
+      <w:r>
+        <w:t>Finished Product Perspective section</w:t>
+      </w:r>
+    </w:p>
+    <w:p>
+      <w:pPr>
+        <w:pStyle w:val="ListParagraph"/>
+        <w:numPr>
+          <w:ilvl w:val="1"/>
+          <w:numId w:val="1"/>
+        </w:numPr>
+        <w:tabs>
+          <w:tab w:val="left" w:pos="460"/>
+        </w:tabs>
+        <w:spacing w:before="0" w:line="276" w:lineRule="auto"/>
+        <w:ind w:left="270"/>
+      </w:pPr>
+      <w:r>
+        <w:t>Decided Qt will be better for our project than Godot</w:t>
+      </w:r>
+    </w:p>
+    <w:p>
+      <w:pPr>
+        <w:pStyle w:val="ListParagraph"/>
+        <w:numPr>
+          <w:ilvl w:val="1"/>
+          <w:numId w:val="1"/>
+        </w:numPr>
+        <w:tabs>
+          <w:tab w:val="left" w:pos="460"/>
+        </w:tabs>
+        <w:spacing w:before="0" w:line="276" w:lineRule="auto"/>
+        <w:ind w:left="270"/>
+      </w:pPr>
+      <w:r>
+        <w:t>Started functional requirements sections</w:t>
+      </w:r>
+    </w:p>
+    <w:p>
+      <w:pPr>
+        <w:spacing w:before="164" w:line="276" w:lineRule="auto"/>
+        <w:rPr>
+          <w:b/>
+        </w:rPr>
+      </w:pPr>
+      <w:r>
+        <w:rPr>
+          <w:b/>
+          <w:u w:val="single"/>
+        </w:rPr>
+        <w:t>Follow-Up</w:t>
+      </w:r>
+      <w:r>
+        <w:rPr>
+          <w:b/>
+          <w:spacing w:val="9"/>
+          <w:u w:val="single"/>
+        </w:rPr>
+        <w:t xml:space="preserve"> </w:t>
+      </w:r>
+      <w:r>
+        <w:rPr>
+          <w:b/>
+          <w:spacing w:val="-2"/>
+          <w:u w:val="single"/>
+        </w:rPr>
+        <w:t>Actions:</w:t>
+      </w:r>
+    </w:p>
+    <w:p>
+      <w:pPr>
+        <w:pStyle w:val="ListParagraph"/>
+        <w:numPr>
+          <w:ilvl w:val="0"/>
+          <w:numId w:val="1"/>
+        </w:numPr>
+        <w:tabs>
+          <w:tab w:val="left" w:pos="280"/>
+        </w:tabs>
+        <w:spacing w:line="276" w:lineRule="auto"/>
+        <w:rPr>
+          <w:bCs/>
+        </w:rPr>
+      </w:pPr>
+      <w:r>
+        <w:rPr>
+          <w:bCs/>
+        </w:rPr>
+        <w:t>NA</w:t>
+      </w:r>
+    </w:p>
+    <w:p/>
     <w:sectPr>
       <w:type w:val="continuous"/>
       <w:pgSz w:w="12240" w:h="15840"/>
@@ -4743,7 +5745,7 @@
 </file>
 
 <file path=word/numbering.xml><?xml version="1.0" encoding="utf-8"?>
-<w:numbering xmlns:wpc="http://schemas.microsoft.com/office/word/2010/wordprocessingCanvas" xmlns:cx="http://schemas.microsoft.com/office/drawing/2014/chartex" xmlns:cx1="http://schemas.microsoft.com/office/drawing/2015/9/8/chartex" xmlns:cx2="http://schemas.microsoft.com/office/drawing/2015/10/21/chartex" xmlns:cx3="http://schemas.microsoft.com/office/drawing/2016/5/9/chartex" xmlns:cx4="http://schemas.microsoft.com/office/drawing/2016/5/10/chartex" xmlns:cx5="http://schemas.microsoft.com/office/drawing/2016/5/11/chartex" xmlns:cx6="http://schemas.microsoft.com/office/drawing/2016/5/12/chartex" xmlns:cx7="http://schemas.microsoft.com/office/drawing/2016/5/13/chartex" xmlns:cx8="http://schemas.microsoft.com/office/drawing/2016/5/14/chartex" xmlns:mc="http://schemas.openxmlformats.org/markup-compatibility/2006" xmlns:aink="http://schemas.microsoft.com/office/drawing/2016/ink" xmlns:am3d="http://schemas.microsoft.com/office/drawing/2017/model3d" xmlns:o="urn:schemas-microsoft-com:office:office" xmlns:oel="http://schemas.microsoft.com/office/2019/extlst" xmlns:r="http://schemas.openxmlformats.org/officeDocument/2006/relationships" xmlns:m="http://schemas.openxmlformats.org/officeDocument/2006/math" xmlns:v="urn:schemas-microsoft-com:vml" xmlns:wp14="http://schemas.microsoft.com/office/word/2010/wordprocessingDrawing" xmlns:wp="http://schemas.openxmlformats.org/drawingml/2006/wordprocessingDrawing" xmlns:w10="urn:schemas-microsoft-com:office:word" xmlns:w="http://schemas.openxmlformats.org/wordprocessingml/2006/main" xmlns:w14="http://schemas.microsoft.com/office/word/2010/wordml" xmlns:w15="http://schemas.microsoft.com/office/word/2012/wordml" xmlns:w16cex="http://schemas.microsoft.com/office/word/2018/wordml/cex" xmlns:w16cid="http://schemas.microsoft.com/office/word/2016/wordml/cid" xmlns:w16="http://schemas.microsoft.com/office/word/2018/wordml" xmlns:w16sdtdh="http://schemas.microsoft.com/office/word/2020/wordml/sdtdatahash" xmlns:w16se="http://schemas.microsoft.com/office/word/2015/wordml/symex" xmlns:wpg="http://schemas.microsoft.com/office/word/2010/wordprocessingGroup" xmlns:wpi="http://schemas.microsoft.com/office/word/2010/wordprocessingInk" xmlns:wne="http://schemas.microsoft.com/office/word/2006/wordml" xmlns:wps="http://schemas.microsoft.com/office/word/2010/wordprocessingShape" mc:Ignorable="w14 w15 w16se w16cid w16 w16cex w16sdtdh wp14">
+<w:numbering xmlns:wpc="http://schemas.microsoft.com/office/word/2010/wordprocessingCanvas" xmlns:cx="http://schemas.microsoft.com/office/drawing/2014/chartex" xmlns:cx1="http://schemas.microsoft.com/office/drawing/2015/9/8/chartex" xmlns:cx2="http://schemas.microsoft.com/office/drawing/2015/10/21/chartex" xmlns:cx3="http://schemas.microsoft.com/office/drawing/2016/5/9/chartex" xmlns:cx4="http://schemas.microsoft.com/office/drawing/2016/5/10/chartex" xmlns:cx5="http://schemas.microsoft.com/office/drawing/2016/5/11/chartex" xmlns:cx6="http://schemas.microsoft.com/office/drawing/2016/5/12/chartex" xmlns:cx7="http://schemas.microsoft.com/office/drawing/2016/5/13/chartex" xmlns:cx8="http://schemas.microsoft.com/office/drawing/2016/5/14/chartex" xmlns:mc="http://schemas.openxmlformats.org/markup-compatibility/2006" xmlns:aink="http://schemas.microsoft.com/office/drawing/2016/ink" xmlns:am3d="http://schemas.microsoft.com/office/drawing/2017/model3d" xmlns:o="urn:schemas-microsoft-com:office:office" xmlns:oel="http://schemas.microsoft.com/office/2019/extlst" xmlns:r="http://schemas.openxmlformats.org/officeDocument/2006/relationships" xmlns:m="http://schemas.openxmlformats.org/officeDocument/2006/math" xmlns:v="urn:schemas-microsoft-com:vml" xmlns:wp14="http://schemas.microsoft.com/office/word/2010/wordprocessingDrawing" xmlns:wp="http://schemas.openxmlformats.org/drawingml/2006/wordprocessingDrawing" xmlns:w10="urn:schemas-microsoft-com:office:word" xmlns:w="http://schemas.openxmlformats.org/wordprocessingml/2006/main" xmlns:w14="http://schemas.microsoft.com/office/word/2010/wordml" xmlns:w15="http://schemas.microsoft.com/office/word/2012/wordml" xmlns:w16cex="http://schemas.microsoft.com/office/word/2018/wordml/cex" xmlns:w16cid="http://schemas.microsoft.com/office/word/2016/wordml/cid" xmlns:w16="http://schemas.microsoft.com/office/word/2018/wordml" xmlns:w16du="http://schemas.microsoft.com/office/word/2023/wordml/word16du" xmlns:w16sdtdh="http://schemas.microsoft.com/office/word/2020/wordml/sdtdatahash" xmlns:w16se="http://schemas.microsoft.com/office/word/2015/wordml/symex" xmlns:wpg="http://schemas.microsoft.com/office/word/2010/wordprocessingGroup" xmlns:wpi="http://schemas.microsoft.com/office/word/2010/wordprocessingInk" xmlns:wne="http://schemas.microsoft.com/office/word/2006/wordml" xmlns:wps="http://schemas.microsoft.com/office/word/2010/wordprocessingShape" mc:Ignorable="w14 w15 w16se w16cid w16 w16cex w16sdtdh w16du wp14">
   <w:abstractNum w:abstractNumId="0" w15:restartNumberingAfterBreak="0">
     <w:nsid w:val="0EEB7538"/>
     <w:multiLevelType w:val="hybridMultilevel"/>
@@ -4873,7 +5875,7 @@
 </file>
 
 <file path=word/styles.xml><?xml version="1.0" encoding="utf-8"?>
-<w:styles xmlns:mc="http://schemas.openxmlformats.org/markup-compatibility/2006" xmlns:r="http://schemas.openxmlformats.org/officeDocument/2006/relationships" xmlns:w="http://schemas.openxmlformats.org/wordprocessingml/2006/main" xmlns:w14="http://schemas.microsoft.com/office/word/2010/wordml" xmlns:w15="http://schemas.microsoft.com/office/word/2012/wordml" xmlns:w16cex="http://schemas.microsoft.com/office/word/2018/wordml/cex" xmlns:w16cid="http://schemas.microsoft.com/office/word/2016/wordml/cid" xmlns:w16="http://schemas.microsoft.com/office/word/2018/wordml" xmlns:w16sdtdh="http://schemas.microsoft.com/office/word/2020/wordml/sdtdatahash" xmlns:w16se="http://schemas.microsoft.com/office/word/2015/wordml/symex" mc:Ignorable="w14 w15 w16se w16cid w16 w16cex w16sdtdh">
+<w:styles xmlns:mc="http://schemas.openxmlformats.org/markup-compatibility/2006" xmlns:r="http://schemas.openxmlformats.org/officeDocument/2006/relationships" xmlns:w="http://schemas.openxmlformats.org/wordprocessingml/2006/main" xmlns:w14="http://schemas.microsoft.com/office/word/2010/wordml" xmlns:w15="http://schemas.microsoft.com/office/word/2012/wordml" xmlns:w16cex="http://schemas.microsoft.com/office/word/2018/wordml/cex" xmlns:w16cid="http://schemas.microsoft.com/office/word/2016/wordml/cid" xmlns:w16="http://schemas.microsoft.com/office/word/2018/wordml" xmlns:w16du="http://schemas.microsoft.com/office/word/2023/wordml/word16du" xmlns:w16sdtdh="http://schemas.microsoft.com/office/word/2020/wordml/sdtdatahash" xmlns:w16se="http://schemas.microsoft.com/office/word/2015/wordml/symex" mc:Ignorable="w14 w15 w16se w16cid w16 w16cex w16sdtdh w16du">
   <w:docDefaults>
     <w:rPrDefault>
       <w:rPr>
@@ -5306,6 +6308,7 @@
   <w:style w:type="paragraph" w:styleId="BodyText">
     <w:name w:val="Body Text"/>
     <w:basedOn w:val="Normal"/>
+    <w:link w:val="BodyTextChar"/>
     <w:uiPriority w:val="1"/>
     <w:qFormat/>
     <w:pPr>
@@ -5327,6 +6330,16 @@
     <w:basedOn w:val="Normal"/>
     <w:uiPriority w:val="1"/>
     <w:qFormat/>
+  </w:style>
+  <w:style w:type="character" w:customStyle="1" w:styleId="BodyTextChar">
+    <w:name w:val="Body Text Char"/>
+    <w:basedOn w:val="DefaultParagraphFont"/>
+    <w:link w:val="BodyText"/>
+    <w:uiPriority w:val="1"/>
+    <w:rsid w:val="00AB4F15"/>
+    <w:rPr>
+      <w:rFonts w:ascii="Arial" w:eastAsia="Arial" w:hAnsi="Arial" w:cs="Arial"/>
+    </w:rPr>
   </w:style>
 </w:styles>
 </file>
